--- a/lab13.docx
+++ b/lab13.docx
@@ -863,7 +863,7 @@
           <w:b w:val="0"/>
           <w:bCs w:val="0"/>
         </w:rPr>
-        <w:t xml:space="preserve"> </w:t>
+        <w:t xml:space="preserve"> ознакомиться с разновидностями вредоносного ПО, приёмами защиты от сетевых атак и социальной инженерии, освоить настройку политик безопасности, шифрования, резервного копирования и брандмауэра, а также рассмотреть защиту беспроводных сетей и документирование в ходе устранения неисправностей.</w:t>
       </w:r>
       <w:r>
         <w:rPr>
@@ -871,7 +871,6 @@
           <w:b w:val="0"/>
           <w:bCs w:val="0"/>
         </w:rPr>
-        <w:t>и</w:t>
       </w:r>
       <w:r>
         <w:rPr>
@@ -879,7 +878,6 @@
           <w:b w:val="0"/>
           <w:bCs w:val="0"/>
         </w:rPr>
-        <w:t>зучить виды вредоносного ПО, методы защиты от сетевых атак и социальной инженерии, а также освоить настройку политик безопасности, шифрования, резервного копирования и брандмауэра. Рассмотреть защиту беспроводных сетей и документирование в процессе устра</w:t>
       </w:r>
       <w:r>
         <w:rPr>
@@ -887,7 +885,6 @@
           <w:b w:val="0"/>
           <w:bCs w:val="0"/>
         </w:rPr>
-        <w:t>нения неисправностей.</w:t>
       </w:r>
     </w:p>
     <w:p>
@@ -942,15 +939,14 @@
           <w:sz w:val="28"/>
           <w:szCs w:val="28"/>
         </w:rPr>
-        <w:t xml:space="preserve">Вредоносное ПО – это любое программное обеспечение, созданное для нанесения ущерба, получения несанкционированного доступа или нарушения работы системы. Оно включает вирусы, червей, троянов, шпионское ПО и </w:t>
-      </w:r>
-      <w:r>
-        <w:rPr>
-          <w:rFonts w:ascii="Times New Roman" w:hAnsi="Times New Roman"/>
-          <w:sz w:val="28"/>
-          <w:szCs w:val="28"/>
-        </w:rPr>
-        <w:t>программы-вымогатели. Заражение может привести к потере данных, утечке информации и финансовым потерям.</w:t>
+        <w:t>Вредоносным ПО называется любая программа, созданная ради нанесения ущерба, получения несанкционированного доступа или нарушения работы системы. В неё входят вирусы, черви, трояны, шпионское ПО и программы-вымогатели. Заражение способно обернуться потерей данных, утечкой информации и финансовыми издержками.</w:t>
+      </w:r>
+      <w:r>
+        <w:rPr>
+          <w:rFonts w:ascii="Times New Roman" w:hAnsi="Times New Roman"/>
+          <w:sz w:val="28"/>
+          <w:szCs w:val="28"/>
+        </w:rPr>
       </w:r>
     </w:p>
     <w:p>
@@ -1004,15 +1000,14 @@
           <w:sz w:val="28"/>
           <w:szCs w:val="28"/>
         </w:rPr>
-        <w:t>Вирус – это код, который внедряется в файлы и распространяется при их запуске. Троянский конь маскируется под полезную програ</w:t>
-      </w:r>
-      <w:r>
-        <w:rPr>
-          <w:rFonts w:ascii="Times New Roman" w:hAnsi="Times New Roman"/>
-          <w:sz w:val="28"/>
-          <w:szCs w:val="28"/>
-        </w:rPr>
-        <w:t>мму, но выполняет вредоносные действия. Вирусы требуют носителя, а трояны действуют самостоятельно после запуска.</w:t>
+        <w:t>Вирус представляет собой код, встраивающийся в файлы и расходящийся при их запуске. Троянский конь выдаёт себя за полезную программу, но совершает вредоносные действия. Вирусам нужен носитель, тогда как трояны действуют самостоятельно после запуска.</w:t>
+      </w:r>
+      <w:r>
+        <w:rPr>
+          <w:rFonts w:ascii="Times New Roman" w:hAnsi="Times New Roman"/>
+          <w:sz w:val="28"/>
+          <w:szCs w:val="28"/>
+        </w:rPr>
       </w:r>
     </w:p>
     <w:p>
@@ -1065,15 +1060,14 @@
           <w:sz w:val="28"/>
           <w:szCs w:val="28"/>
         </w:rPr>
-        <w:t xml:space="preserve">К типам вредоносного ПО относятся черви, шпионские программы, рекламное ПО, кейлоггеры, программы-вымогатели и руткиты. </w:t>
-      </w:r>
-      <w:r>
-        <w:rPr>
-          <w:rFonts w:ascii="Times New Roman" w:hAnsi="Times New Roman"/>
-          <w:sz w:val="28"/>
-          <w:szCs w:val="28"/>
-        </w:rPr>
-        <w:t>Каждый тип имеет свои особенности распространения и воздействия. Понимание типов помогает выбрать правильную защиту.</w:t>
+        <w:t>В число типов вредоносного ПО входят черви, шпионские программы, рекламное ПО, кейлоггеры, программы-вымогатели и руткиты. У каждого типа своя специфика распространения и воздействия. Знакомство с типами помогает выбрать верную защиту.</w:t>
+      </w:r>
+      <w:r>
+        <w:rPr>
+          <w:rFonts w:ascii="Times New Roman" w:hAnsi="Times New Roman"/>
+          <w:sz w:val="28"/>
+          <w:szCs w:val="28"/>
+        </w:rPr>
       </w:r>
     </w:p>
     <w:p>
@@ -1206,15 +1200,14 @@
           <w:sz w:val="28"/>
           <w:szCs w:val="28"/>
         </w:rPr>
-        <w:t xml:space="preserve">Антивирусные программы обнаруживают и удаляют вредоносное ПО. Они используют сигнатуры, </w:t>
-      </w:r>
-      <w:r>
-        <w:rPr>
-          <w:rFonts w:ascii="Times New Roman" w:hAnsi="Times New Roman"/>
-          <w:sz w:val="28"/>
-          <w:szCs w:val="28"/>
-        </w:rPr>
-        <w:t>эвристику и поведенческий анализ. Современные решения включают защиту в реальном времени и сканирование по расписанию.</w:t>
+        <w:t>Антивирусные программы находят и удаляют вредоносное ПО. В их арсенале сигнатуры, эвристика и поведенческий анализ. Актуальные решения содержат защиту в реальном времени и проверку по расписанию.</w:t>
+      </w:r>
+      <w:r>
+        <w:rPr>
+          <w:rFonts w:ascii="Times New Roman" w:hAnsi="Times New Roman"/>
+          <w:sz w:val="28"/>
+          <w:szCs w:val="28"/>
+        </w:rPr>
       </w:r>
     </w:p>
     <w:p>
@@ -1268,15 +1261,14 @@
           <w:sz w:val="28"/>
           <w:szCs w:val="28"/>
         </w:rPr>
-        <w:t>Файлы сигнатур содержат описания известных угроз. Их регулярное обновление необходимо для обнаружения новых в</w:t>
-      </w:r>
-      <w:r>
-        <w:rPr>
-          <w:rFonts w:ascii="Times New Roman" w:hAnsi="Times New Roman"/>
-          <w:sz w:val="28"/>
-          <w:szCs w:val="28"/>
-        </w:rPr>
-        <w:t>ирусов. Без обновления антивирус теряет эффективность.</w:t>
+        <w:t>Файлы сигнатур вмещают описания известных угроз. Их регулярное обновление обязательно для обнаружения свежих вирусов. Без обновлений антивирус утрачивает эффективность.</w:t>
+      </w:r>
+      <w:r>
+        <w:rPr>
+          <w:rFonts w:ascii="Times New Roman" w:hAnsi="Times New Roman"/>
+          <w:sz w:val="28"/>
+          <w:szCs w:val="28"/>
+        </w:rPr>
       </w:r>
     </w:p>
     <w:p>
@@ -1330,7 +1322,7 @@
           <w:sz w:val="28"/>
           <w:szCs w:val="28"/>
         </w:rPr>
-        <w:t>В этом видео демонстрируются настройка антивируса, обновление баз и запуск сканирования. Показано, как реагировать на обнаруженные угрозы.</w:t>
+        <w:t>Данное видео показывает настройку антивируса, обновление баз и запуск сканирования. Демонстрируется реакция на обнаруженные угрозы.</w:t>
       </w:r>
     </w:p>
     <w:p>
@@ -1392,7 +1384,7 @@
           <w:sz w:val="28"/>
           <w:szCs w:val="28"/>
         </w:rPr>
-        <w:t>Восстановление включает отключение от сети, сканирование, удаление угроз и восстановление повреждённых файлов. В сложных случаях требуется переустановка системы. Важно сохранить данные до очистки.</w:t>
+        <w:t>Восстановление охватывает отключение от сети, сканирование, ликвидацию угроз и возврат повреждённых файлов. В непростых случаях нужна переустановка системы. Важно сохранить данные до очистки.</w:t>
       </w:r>
     </w:p>
     <w:p>
@@ -1537,15 +1529,14 @@
           <w:sz w:val="28"/>
           <w:szCs w:val="28"/>
         </w:rPr>
-        <w:t xml:space="preserve">Сети </w:t>
-      </w:r>
-      <w:r>
-        <w:rPr>
-          <w:rFonts w:ascii="Times New Roman" w:hAnsi="Times New Roman"/>
-          <w:sz w:val="28"/>
-          <w:szCs w:val="28"/>
-        </w:rPr>
-        <w:t>являются привлекательной целью для злоумышленников из-за большого объёма данных и устройств. Атаки могут быть направлены на доступ, целостность или доступность. Понимание угроз необходимо для построения защиты.</w:t>
+        <w:t>Сети притягивают злоумышленников большим объёмом данных и устройств. Атаки могут целиться в доступ, целостность либо доступность. Без понимания угроз построить защиту нельзя.</w:t>
+      </w:r>
+      <w:r>
+        <w:rPr>
+          <w:rFonts w:ascii="Times New Roman" w:hAnsi="Times New Roman"/>
+          <w:sz w:val="28"/>
+          <w:szCs w:val="28"/>
+        </w:rPr>
       </w:r>
     </w:p>
     <w:p>
@@ -1599,15 +1590,14 @@
           <w:sz w:val="28"/>
           <w:szCs w:val="28"/>
         </w:rPr>
-        <w:t>К атакам на TCP</w:t>
-      </w:r>
-      <w:r>
-        <w:rPr>
-          <w:rFonts w:ascii="Times New Roman" w:hAnsi="Times New Roman"/>
-          <w:sz w:val="28"/>
-          <w:szCs w:val="28"/>
-        </w:rPr>
-        <w:t>/IP относятся подмена пакетов, перехват сессии, SYN-флуд, ARP-спуфинг и DNS-спуфинг. Они нарушают работу сети или перехватывают данные. Защита включает шифрование, фильтрацию и мониторинг.</w:t>
+        <w:t>К атакам на TCP/IP причисляют подмену пакетов, перехват сессии, SYN-флуд, ARP-спуфинг и DNS-спуфинг. Они ломают работу сети либо перехватывают данные. Защита строится на шифровании, фильтрации и мониторинге.</w:t>
+      </w:r>
+      <w:r>
+        <w:rPr>
+          <w:rFonts w:ascii="Times New Roman" w:hAnsi="Times New Roman"/>
+          <w:sz w:val="28"/>
+          <w:szCs w:val="28"/>
+        </w:rPr>
       </w:r>
     </w:p>
     <w:p>
@@ -1752,15 +1742,14 @@
           <w:sz w:val="28"/>
           <w:szCs w:val="28"/>
         </w:rPr>
-        <w:t>Атака нулевого дня использует уязвим</w:t>
-      </w:r>
-      <w:r>
-        <w:rPr>
-          <w:rFonts w:ascii="Times New Roman" w:hAnsi="Times New Roman"/>
-          <w:sz w:val="28"/>
-          <w:szCs w:val="28"/>
-        </w:rPr>
-        <w:t>ость, о которой производитель ещё не знает. Защита от неё затруднена, так как сигнатуры отсутствуют. Меры включают ограничение доступа и поведенческий анализ.</w:t>
+        <w:t>Атака нулевого дня бьёт по уязвимости, о которой производитель ещё не осведомлён. Защита от неё осложнена отсутствием сигнатур. Меры включают ограничение доступа и поведенческий анализ.</w:t>
+      </w:r>
+      <w:r>
+        <w:rPr>
+          <w:rFonts w:ascii="Times New Roman" w:hAnsi="Times New Roman"/>
+          <w:sz w:val="28"/>
+          <w:szCs w:val="28"/>
+        </w:rPr>
       </w:r>
     </w:p>
     <w:p>
@@ -1814,15 +1803,14 @@
           <w:sz w:val="28"/>
           <w:szCs w:val="28"/>
         </w:rPr>
-        <w:t>Защита включает межсетевые экраны, IDS/IPS, шифрование и обновление ПО. В</w:t>
-      </w:r>
-      <w:r>
-        <w:rPr>
-          <w:rFonts w:ascii="Times New Roman" w:hAnsi="Times New Roman"/>
-          <w:sz w:val="28"/>
-          <w:szCs w:val="28"/>
-        </w:rPr>
-        <w:t>ажна сегментация сети и ограничение прав. Комплексный подход снижает риск.</w:t>
+        <w:t>Защита объединяет межсетевые экраны, IDS/IPS, шифрование и обновление ПО. Значимы сегментация сети и ограничение прав. Комплексный подход понижает риск.</w:t>
+      </w:r>
+      <w:r>
+        <w:rPr>
+          <w:rFonts w:ascii="Times New Roman" w:hAnsi="Times New Roman"/>
+          <w:sz w:val="28"/>
+          <w:szCs w:val="28"/>
+        </w:rPr>
       </w:r>
     </w:p>
     <w:p>
@@ -1876,15 +1864,14 @@
           <w:sz w:val="28"/>
           <w:szCs w:val="28"/>
         </w:rPr>
-        <w:t>Социальная инженерия – это манипуляция людьми для получения конфиденциальной информации. Она использует доверие, страх или любопытство. Это одна из самых распр</w:t>
-      </w:r>
-      <w:r>
-        <w:rPr>
-          <w:rFonts w:ascii="Times New Roman" w:hAnsi="Times New Roman"/>
-          <w:sz w:val="28"/>
-          <w:szCs w:val="28"/>
-        </w:rPr>
-        <w:t>остранённых угроз.</w:t>
+        <w:t>Социальная инженерия — это манипулирование людьми ради получения конфиденциальных сведений. В ход идут доверие, страх или любопытство. Это одна из самых частых угроз.</w:t>
+      </w:r>
+      <w:r>
+        <w:rPr>
+          <w:rFonts w:ascii="Times New Roman" w:hAnsi="Times New Roman"/>
+          <w:sz w:val="28"/>
+          <w:szCs w:val="28"/>
+        </w:rPr>
       </w:r>
     </w:p>
     <w:p>
@@ -1938,7 +1925,7 @@
           <w:sz w:val="28"/>
           <w:szCs w:val="28"/>
         </w:rPr>
-        <w:t>Методы включают фишинг, вишинг, претекстинг, приманку и хвостинг. Они могут применяться по телефону, почте или лично. Знание методов помогает распознавать атаки.</w:t>
+        <w:t>К методам относятся фишинг, вишинг, претекстинг, приманка и хвостинг. Применяться они могут по телефону, почте или лично. Знание методов помогает вовремя распознать атаку.</w:t>
       </w:r>
     </w:p>
     <w:p>
@@ -1999,7 +1986,7 @@
           <w:sz w:val="28"/>
           <w:szCs w:val="28"/>
         </w:rPr>
-        <w:t>Защита включает обучение пользователей, проверку источников и ограничение информации. Важна бдительность и следование политикам безопасности. Технические меры дополняют обучение.</w:t>
+        <w:t>Защита охватывает обучение пользователей, проверку источников и ограничение информации. Важны бдительность и следование политикам безопасности. Технические меры идут дополнением к обучению.</w:t>
       </w:r>
     </w:p>
     <w:p>
@@ -2144,24 +2131,21 @@
           <w:sz w:val="28"/>
           <w:szCs w:val="28"/>
         </w:rPr>
-        <w:t xml:space="preserve">Политика </w:t>
-      </w:r>
-      <w:r>
-        <w:rPr>
-          <w:rFonts w:ascii="Times New Roman" w:hAnsi="Times New Roman"/>
-          <w:sz w:val="28"/>
-          <w:szCs w:val="28"/>
-        </w:rPr>
-        <w:t xml:space="preserve">безопасности – это набор правил и процедур, определяющих, как защищаются ресурсы организации. Она включает требования к паролям, </w:t>
-      </w:r>
-      <w:r>
-        <w:rPr>
-          <w:rFonts w:ascii="Times New Roman" w:hAnsi="Times New Roman"/>
-          <w:sz w:val="28"/>
-          <w:szCs w:val="28"/>
-        </w:rPr>
-        <w:lastRenderedPageBreak/>
-        <w:t>доступу и обработке данных. Политика утверждается руководством и обязательна для всех.</w:t>
+        <w:t>Политика безопасности представляет собой свод правил и процедур, определяющих, как охраняются ресурсы организации. Она содержит требования к паролям, доступу и обработке данных. Политика утверждается руководством и обязательна для всех.</w:t>
+      </w:r>
+      <w:r>
+        <w:rPr>
+          <w:rFonts w:ascii="Times New Roman" w:hAnsi="Times New Roman"/>
+          <w:sz w:val="28"/>
+          <w:szCs w:val="28"/>
+        </w:rPr>
+      </w:r>
+      <w:r>
+        <w:rPr>
+          <w:rFonts w:ascii="Times New Roman" w:hAnsi="Times New Roman"/>
+          <w:sz w:val="28"/>
+          <w:szCs w:val="28"/>
+        </w:rPr>
       </w:r>
     </w:p>
     <w:p>
@@ -2215,15 +2199,14 @@
           <w:sz w:val="28"/>
           <w:szCs w:val="28"/>
         </w:rPr>
-        <w:t>Категор</w:t>
-      </w:r>
-      <w:r>
-        <w:rPr>
-          <w:rFonts w:ascii="Times New Roman" w:hAnsi="Times New Roman"/>
-          <w:sz w:val="28"/>
-          <w:szCs w:val="28"/>
-        </w:rPr>
-        <w:t>ии включают политику паролей, доступа, резервного копирования, использования Интернета и реагирования на инциденты. Каждая категория описывает конкретные меры. Политики должны регулярно пересматриваться.</w:t>
+        <w:t>К категориям относятся политика паролей, доступа, резервного копирования, использования Интернета и реагирования на инциденты. Каждая категория раскрывает конкретные меры. Политики надлежит регулярно пересматривать.</w:t>
+      </w:r>
+      <w:r>
+        <w:rPr>
+          <w:rFonts w:ascii="Times New Roman" w:hAnsi="Times New Roman"/>
+          <w:sz w:val="28"/>
+          <w:szCs w:val="28"/>
+        </w:rPr>
       </w:r>
     </w:p>
     <w:p>
@@ -2277,15 +2260,14 @@
           <w:sz w:val="28"/>
           <w:szCs w:val="28"/>
         </w:rPr>
-        <w:t xml:space="preserve">Безопасность </w:t>
-      </w:r>
-      <w:r>
-        <w:rPr>
-          <w:rFonts w:ascii="Times New Roman" w:hAnsi="Times New Roman"/>
-          <w:sz w:val="28"/>
-          <w:szCs w:val="28"/>
-        </w:rPr>
-        <w:t>устройств и данных включает физическую защиту, шифрование, резервное копирование и контроль доступа. Она направлена на предотвращение утечек и потерь. Комплексный подход обеспечивает защиту.</w:t>
+        <w:t>В безопасность устройств и данных входят физическая защита, шифрование, резервное копирование и контроль доступа. Её цель — не допустить утечек и потерь. Комплексный подход даёт защиту.</w:t>
+      </w:r>
+      <w:r>
+        <w:rPr>
+          <w:rFonts w:ascii="Times New Roman" w:hAnsi="Times New Roman"/>
+          <w:sz w:val="28"/>
+          <w:szCs w:val="28"/>
+        </w:rPr>
       </w:r>
     </w:p>
     <w:p>
@@ -2339,15 +2321,14 @@
           <w:sz w:val="28"/>
           <w:szCs w:val="28"/>
         </w:rPr>
-        <w:t>Физическая безопасность защищает оборудо</w:t>
-      </w:r>
-      <w:r>
-        <w:rPr>
-          <w:rFonts w:ascii="Times New Roman" w:hAnsi="Times New Roman"/>
-          <w:sz w:val="28"/>
-          <w:szCs w:val="28"/>
-        </w:rPr>
-        <w:t>вание от кражи, повреждения и несанкционированного доступа. Она включает замки, охрану, видеонаблюдение и контроль доступа. Физическая защита – основа информационной безопасности.</w:t>
+        <w:t>Физическая безопасность оберегает оборудование от кражи, повреждения и несанкционированного доступа. В неё входят замки, охрана, видеонаблюдение и контроль доступа. Физическая защита — фундамент информационной безопасности.</w:t>
+      </w:r>
+      <w:r>
+        <w:rPr>
+          <w:rFonts w:ascii="Times New Roman" w:hAnsi="Times New Roman"/>
+          <w:sz w:val="28"/>
+          <w:szCs w:val="28"/>
+        </w:rPr>
       </w:r>
     </w:p>
     <w:p>
@@ -2401,15 +2382,14 @@
           <w:sz w:val="28"/>
           <w:szCs w:val="28"/>
         </w:rPr>
-        <w:t>Замки бывают механические, электронные и биометрические. Они ис</w:t>
-      </w:r>
-      <w:r>
-        <w:rPr>
-          <w:rFonts w:ascii="Times New Roman" w:hAnsi="Times New Roman"/>
-          <w:sz w:val="28"/>
-          <w:szCs w:val="28"/>
-        </w:rPr>
-        <w:t>пользуются для защиты корпусов, шкафов и помещений. Выбор зависит от уровня угрозы.</w:t>
+        <w:t>Замки подразделяются на механические, электронные и биометрические. Они применяются для охраны корпусов, шкафов и помещений. Выбор определяется уровнем угрозы.</w:t>
+      </w:r>
+      <w:r>
+        <w:rPr>
+          <w:rFonts w:ascii="Times New Roman" w:hAnsi="Times New Roman"/>
+          <w:sz w:val="28"/>
+          <w:szCs w:val="28"/>
+        </w:rPr>
       </w:r>
     </w:p>
     <w:p>
@@ -2463,15 +2443,14 @@
           <w:sz w:val="28"/>
           <w:szCs w:val="28"/>
         </w:rPr>
-        <w:t>Шлюзовые кабины (mantraps) – это тамбуры с двумя дверями для контроля доступа. Они предотвращают проход нескольких человек по одному пропуску. Используются</w:t>
-      </w:r>
-      <w:r>
-        <w:rPr>
-          <w:rFonts w:ascii="Times New Roman" w:hAnsi="Times New Roman"/>
-          <w:sz w:val="28"/>
-          <w:szCs w:val="28"/>
-        </w:rPr>
-        <w:t xml:space="preserve"> в защищённых помещениях.</w:t>
+        <w:t>Шлюзовые кабины (mantraps) — это тамбуры с двумя дверями, служащие контролю доступа. Они не позволяют пройти нескольким людям по одному пропуску. Встречаются в защищённых помещениях.</w:t>
+      </w:r>
+      <w:r>
+        <w:rPr>
+          <w:rFonts w:ascii="Times New Roman" w:hAnsi="Times New Roman"/>
+          <w:sz w:val="28"/>
+          <w:szCs w:val="28"/>
+        </w:rPr>
       </w:r>
     </w:p>
     <w:p>
@@ -2525,15 +2504,14 @@
           <w:sz w:val="28"/>
           <w:szCs w:val="28"/>
         </w:rPr>
-        <w:t>Безопасность включает физическую защиту, пароли BIOS, блокировку корпусов и контроль доступа к портам. Оборудование размещается в защищённых помещениях. Регулярно проверяется целос</w:t>
-      </w:r>
-      <w:r>
-        <w:rPr>
-          <w:rFonts w:ascii="Times New Roman" w:hAnsi="Times New Roman"/>
-          <w:sz w:val="28"/>
-          <w:szCs w:val="28"/>
-        </w:rPr>
-        <w:t>тность.</w:t>
+        <w:t>В безопасность входят физическая защита, пароли BIOS, блокировка корпусов и контроль доступа к портам. Оборудование размещается в защищённых помещениях. Целостность проверяется регулярно.</w:t>
+      </w:r>
+      <w:r>
+        <w:rPr>
+          <w:rFonts w:ascii="Times New Roman" w:hAnsi="Times New Roman"/>
+          <w:sz w:val="28"/>
+          <w:szCs w:val="28"/>
+        </w:rPr>
       </w:r>
     </w:p>
     <w:p>
@@ -2679,7 +2657,7 @@
           <w:sz w:val="28"/>
           <w:szCs w:val="28"/>
         </w:rPr>
-        <w:t>Данные – это наиболее ценный актив организации, требующий защиты. Потеря данных может привести к финансовым и репутационным потерям. Защита включает резервное копирование, шифрование и контроль доступа.</w:t>
+        <w:t>Данные являются самым ценным активом организации и требуют защиты. Их потеря чревата финансовыми и репутационными издержками. Защита объединяет резервное копирование, шифрование и контроль доступа.</w:t>
       </w:r>
     </w:p>
     <w:p>
@@ -2733,7 +2711,7 @@
           <w:sz w:val="28"/>
           <w:szCs w:val="28"/>
         </w:rPr>
-        <w:t>Резервное копирование создаёт копии данных для восстановления после сбоев. Оно бывает полным, дифференциальным и инкрементным. Копии хранятся на внешних носителях или в облаке.</w:t>
+        <w:t>Резервное копирование снимает копии данных для восстановления после сбоев. Оно подразделяется на полное, дифференциальное и инкрементное. Копии размещаются на внешних носителях либо в облаке.</w:t>
       </w:r>
     </w:p>
     <w:p>
@@ -2787,15 +2765,14 @@
           <w:sz w:val="28"/>
           <w:szCs w:val="28"/>
         </w:rPr>
-        <w:t>Разрешения определя</w:t>
-      </w:r>
-      <w:r>
-        <w:rPr>
-          <w:rFonts w:ascii="Times New Roman" w:hAnsi="Times New Roman"/>
-          <w:sz w:val="28"/>
-          <w:szCs w:val="28"/>
-        </w:rPr>
-        <w:t>ют, кто и как может работать с файлами и папками. Они назначаются пользователям и группам. Правильные разрешения защищают данные от несанкционированного доступа.</w:t>
+        <w:t>Разрешения задают, кто и каким образом может работать с файлами и папками. Назначаются они пользователям и группам. Грамотные разрешения защищают данные от несанкционированного доступа.</w:t>
+      </w:r>
+      <w:r>
+        <w:rPr>
+          <w:rFonts w:ascii="Times New Roman" w:hAnsi="Times New Roman"/>
+          <w:sz w:val="28"/>
+          <w:szCs w:val="28"/>
+        </w:rPr>
       </w:r>
     </w:p>
     <w:p>
@@ -2874,16 +2851,14 @@
           <w:sz w:val="28"/>
           <w:szCs w:val="28"/>
         </w:rPr>
-        <w:lastRenderedPageBreak/>
-        <w:t xml:space="preserve">Шифрование преобразует данные в нечитаемый вид, доступный только </w:t>
-      </w:r>
-      <w:r>
-        <w:rPr>
-          <w:rFonts w:ascii="Times New Roman" w:hAnsi="Times New Roman"/>
-          <w:sz w:val="28"/>
-          <w:szCs w:val="28"/>
-        </w:rPr>
-        <w:t>при наличии ключа. Оно защищает информацию при краже или потере носителя. Шифрование применяется к файлам, папкам и дискам.</w:t>
+        <w:t>Шифрование превращает данные в нечитаемую форму, открываемую только ключом. Оно оберегает информацию при краже или утере носителя. Применяется к файлам, папкам и дискам.</w:t>
+      </w:r>
+      <w:r>
+        <w:rPr>
+          <w:rFonts w:ascii="Times New Roman" w:hAnsi="Times New Roman"/>
+          <w:sz w:val="28"/>
+          <w:szCs w:val="28"/>
+        </w:rPr>
       </w:r>
     </w:p>
     <w:p>
@@ -2936,15 +2911,14 @@
           <w:sz w:val="28"/>
           <w:szCs w:val="28"/>
         </w:rPr>
-        <w:t>BitLocker шифрует системные диски, а BitLocker To Go – съёмные носители. Они используют TPM или</w:t>
-      </w:r>
-      <w:r>
-        <w:rPr>
-          <w:rFonts w:ascii="Times New Roman" w:hAnsi="Times New Roman"/>
-          <w:sz w:val="28"/>
-          <w:szCs w:val="28"/>
-        </w:rPr>
-        <w:t xml:space="preserve"> пароль. Функции доступны в редакциях Pro и Enterprise.</w:t>
+        <w:t>BitLocker шифрует системные диски, а BitLocker To Go — съёмные носители. Используются TPM или пароль. Функции открыты в редакциях Pro и Enterprise.</w:t>
+      </w:r>
+      <w:r>
+        <w:rPr>
+          <w:rFonts w:ascii="Times New Roman" w:hAnsi="Times New Roman"/>
+          <w:sz w:val="28"/>
+          <w:szCs w:val="28"/>
+        </w:rPr>
       </w:r>
     </w:p>
     <w:p>
@@ -3025,7 +2999,7 @@
           <w:sz w:val="28"/>
           <w:szCs w:val="28"/>
         </w:rPr>
-        <w:t>В видео демонстрируется включение BitLocker и BitLocker To Go, настройка ключей и восстановление. Показаны параметры шифрования.</w:t>
+        <w:t>Видео показывает активацию BitLocker и BitLocker To Go, настройку ключей и восстановление. Демонстрируются параметры шифрования.</w:t>
       </w:r>
     </w:p>
     <w:p>
@@ -3087,7 +3061,7 @@
           <w:sz w:val="28"/>
           <w:szCs w:val="28"/>
         </w:rPr>
-        <w:t>В лабораторной работе настраивается шифрование системного и съёмного дисков. Отрабатываются навыки управления ключами. Проверяется доступ к зашифрованным данным.</w:t>
+        <w:t>В лабораторной работе настраивается шифрование системного и съёмного дисков. Осваиваются управление ключами и проверка доступа к зашифрованным данным.</w:t>
       </w:r>
     </w:p>
     <w:p>
@@ -3141,15 +3115,14 @@
           <w:sz w:val="28"/>
           <w:szCs w:val="28"/>
         </w:rPr>
-        <w:t xml:space="preserve">Размагничивающие устройства </w:t>
-      </w:r>
-      <w:r>
-        <w:rPr>
-          <w:rFonts w:ascii="Times New Roman" w:hAnsi="Times New Roman"/>
-          <w:sz w:val="28"/>
-          <w:szCs w:val="28"/>
-        </w:rPr>
-        <w:t>(дегауссеры) уничтожают данные на магнитных носителях с помощью сильного магнитного поля. Они делают носитель непригодным для восстановления данных. Используются для утилизации.</w:t>
+        <w:t>Размагничивающие устройства (дегауссеры) истребляют данные на магнитных носителях сильным магнитным полем. Они делают носитель непригодным для восстановления данных. Применяются при утилизации.</w:t>
+      </w:r>
+      <w:r>
+        <w:rPr>
+          <w:rFonts w:ascii="Times New Roman" w:hAnsi="Times New Roman"/>
+          <w:sz w:val="28"/>
+          <w:szCs w:val="28"/>
+        </w:rPr>
       </w:r>
     </w:p>
     <w:p>
@@ -3203,15 +3176,14 @@
           <w:sz w:val="28"/>
           <w:szCs w:val="28"/>
         </w:rPr>
-        <w:t xml:space="preserve">Для удаления данных на SSD и флеш-памяти </w:t>
-      </w:r>
-      <w:r>
-        <w:rPr>
-          <w:rFonts w:ascii="Times New Roman" w:hAnsi="Times New Roman"/>
-          <w:sz w:val="28"/>
-          <w:szCs w:val="28"/>
-        </w:rPr>
-        <w:t>используются перезапись и уничтожение. Магнитные методы неэффективны. Применяются программные средства и физическое разрушение.</w:t>
+        <w:t>На SSD и флеш-памяти для удаления данных используются перезапись и уничтожение. Магнитные методы здесь бессильны. Прибегают к программным средствам и физическому разрушению.</w:t>
+      </w:r>
+      <w:r>
+        <w:rPr>
+          <w:rFonts w:ascii="Times New Roman" w:hAnsi="Times New Roman"/>
+          <w:sz w:val="28"/>
+          <w:szCs w:val="28"/>
+        </w:rPr>
       </w:r>
     </w:p>
     <w:p>
@@ -3265,15 +3237,14 @@
           <w:sz w:val="28"/>
           <w:szCs w:val="28"/>
         </w:rPr>
-        <w:t>Утилизация включает удаление данных, разборку и переработку компонентов. Уничтожение мо</w:t>
-      </w:r>
-      <w:r>
-        <w:rPr>
-          <w:rFonts w:ascii="Times New Roman" w:hAnsi="Times New Roman"/>
-          <w:sz w:val="28"/>
-          <w:szCs w:val="28"/>
-        </w:rPr>
-        <w:t>жет быть физическим (шредирование) или программным. Оба метода предотвращают утечку данных.</w:t>
+        <w:t>Утилизация охватывает удаление данных, разборку и переработку компонентов. Уничтожение бывает физическим (шеёление) либо программным. Оба способа не допускают утечки данных.</w:t>
+      </w:r>
+      <w:r>
+        <w:rPr>
+          <w:rFonts w:ascii="Times New Roman" w:hAnsi="Times New Roman"/>
+          <w:sz w:val="28"/>
+          <w:szCs w:val="28"/>
+        </w:rPr>
       </w:r>
     </w:p>
     <w:p>
@@ -3419,15 +3390,14 @@
           <w:sz w:val="28"/>
           <w:szCs w:val="28"/>
         </w:rPr>
-        <w:t xml:space="preserve">Защита компьютера включает пароли, антивирус, брандмауэр и обновления. Она направлена на предотвращение несанкционированного доступа. </w:t>
-      </w:r>
-      <w:r>
-        <w:rPr>
-          <w:rFonts w:ascii="Times New Roman" w:hAnsi="Times New Roman"/>
-          <w:sz w:val="28"/>
-          <w:szCs w:val="28"/>
-        </w:rPr>
-        <w:t>Комплексный подход повышает безопасность.</w:t>
+        <w:t>Защита компьютера объединяет пароли, антивирус, брандмауэр и обновления. Она направлена на недопущение несанкционированного доступа. Комплексный подход усиливает безопасность.</w:t>
+      </w:r>
+      <w:r>
+        <w:rPr>
+          <w:rFonts w:ascii="Times New Roman" w:hAnsi="Times New Roman"/>
+          <w:sz w:val="28"/>
+          <w:szCs w:val="28"/>
+        </w:rPr>
       </w:r>
     </w:p>
     <w:p>
@@ -3481,7 +3451,7 @@
           <w:sz w:val="28"/>
           <w:szCs w:val="28"/>
         </w:rPr>
-        <w:t>Защита BIOS включает установку пароля на вход и загрузку, а также отключение загрузки с внешних носителей. Это предотвращает изменение настроек. Пароль BIOS можно сбросить перемычкой.</w:t>
+        <w:t>Защита BIOS предполагает пароль на вход и загрузку, а также отключение загрузки с внешних носителей. Это мешает менять настройки. Пароль BIOS поддаётся сбросу перемычкой.</w:t>
       </w:r>
     </w:p>
     <w:p>
@@ -3543,7 +3513,7 @@
           <w:sz w:val="28"/>
           <w:szCs w:val="28"/>
         </w:rPr>
-        <w:t>Защита учётной записи включает сложный пароль, ограничение прав и использование UAC. Также применяются блокировка после неудачных попыток и биометрия. Это снижает риск несанкционированного доступа.</w:t>
+        <w:t>В защиту учётной записи входят сложный пароль, ограничение прав и UAC. Дополнительно применяются блокировка после неудачных попыток и биометрия. Это понижает риск несанкционированного доступа.</w:t>
       </w:r>
     </w:p>
     <w:p>
@@ -3610,16 +3580,14 @@
           <w:sz w:val="28"/>
           <w:szCs w:val="28"/>
         </w:rPr>
-        <w:lastRenderedPageBreak/>
-        <w:t xml:space="preserve">Управление </w:t>
-      </w:r>
-      <w:r>
-        <w:rPr>
-          <w:rFonts w:ascii="Times New Roman" w:hAnsi="Times New Roman"/>
-          <w:sz w:val="28"/>
-          <w:szCs w:val="28"/>
-        </w:rPr>
-        <w:t>паролями включает их создание, изменение и сброс. Используются политики сложности и срока действия. Пароли хранятся в защищённом виде.</w:t>
+        <w:t>Работа с паролями охватывает их создание, изменение и сброс. Используются политики сложности и срока действия. Хранятся пароли в защищённой форме.</w:t>
+      </w:r>
+      <w:r>
+        <w:rPr>
+          <w:rFonts w:ascii="Times New Roman" w:hAnsi="Times New Roman"/>
+          <w:sz w:val="28"/>
+          <w:szCs w:val="28"/>
+        </w:rPr>
       </w:r>
     </w:p>
     <w:p>
@@ -3672,15 +3640,14 @@
           <w:sz w:val="28"/>
           <w:szCs w:val="28"/>
         </w:rPr>
-        <w:t xml:space="preserve">Имена пользователей идентифицируют учётные записи, а пароли подтверждают личность. Они </w:t>
-      </w:r>
-      <w:r>
-        <w:rPr>
-          <w:rFonts w:ascii="Times New Roman" w:hAnsi="Times New Roman"/>
-          <w:sz w:val="28"/>
-          <w:szCs w:val="28"/>
-        </w:rPr>
-        <w:t>должны быть уникальными и сложными. Нельзя использовать стандартные имена и простые пароли.</w:t>
+        <w:t>Имена пользователей обозначают учётные записи, а пароли удостоверяют личность. Требуются их уникальность и сложность. Стандартные имена и простые пароли недопустимы.</w:t>
+      </w:r>
+      <w:r>
+        <w:rPr>
+          <w:rFonts w:ascii="Times New Roman" w:hAnsi="Times New Roman"/>
+          <w:sz w:val="28"/>
+          <w:szCs w:val="28"/>
+        </w:rPr>
       </w:r>
     </w:p>
     <w:p>
@@ -3733,15 +3700,14 @@
           <w:sz w:val="28"/>
           <w:szCs w:val="28"/>
         </w:rPr>
-        <w:t>Локальная политика безопасности определяет требования к паролям, блокировке и аудиту. Она настраивается через оснастку secp</w:t>
-      </w:r>
-      <w:r>
-        <w:rPr>
-          <w:rFonts w:ascii="Times New Roman" w:hAnsi="Times New Roman"/>
-          <w:sz w:val="28"/>
-          <w:szCs w:val="28"/>
-        </w:rPr>
-        <w:t>ol.msc. Политика применяется ко всем пользователям компьютера.</w:t>
+        <w:t>Локальная политика безопасности задаёт требования к паролям, блокировке и аудиту. Настраивается она через оснастку secpol.msc. Политика охватывает всех пользователей компьютера.</w:t>
+      </w:r>
+      <w:r>
+        <w:rPr>
+          <w:rFonts w:ascii="Times New Roman" w:hAnsi="Times New Roman"/>
+          <w:sz w:val="28"/>
+          <w:szCs w:val="28"/>
+        </w:rPr>
       </w:r>
     </w:p>
     <w:p>
@@ -3794,15 +3760,14 @@
           <w:sz w:val="28"/>
           <w:szCs w:val="28"/>
         </w:rPr>
-        <w:t>Параметры включают минимальную длину пароля, срок действия, сложность и блокировку. Они задаются в локальной политике. Эти параметры повышают сто</w:t>
-      </w:r>
-      <w:r>
-        <w:rPr>
-          <w:rFonts w:ascii="Times New Roman" w:hAnsi="Times New Roman"/>
-          <w:sz w:val="28"/>
-          <w:szCs w:val="28"/>
-        </w:rPr>
-        <w:t>йкость к подбору.</w:t>
+        <w:t>В параметры входят минимальная длина пароля, срок действия, сложность и блокировка. Задаются они в локальной политике. Эти параметры усиливают стойкость к подбору.</w:t>
+      </w:r>
+      <w:r>
+        <w:rPr>
+          <w:rFonts w:ascii="Times New Roman" w:hAnsi="Times New Roman"/>
+          <w:sz w:val="28"/>
+          <w:szCs w:val="28"/>
+        </w:rPr>
       </w:r>
     </w:p>
     <w:p>
@@ -3855,7 +3820,7 @@
           <w:sz w:val="28"/>
           <w:szCs w:val="28"/>
         </w:rPr>
-        <w:t>Настройки включают права пользователей, параметры безопасности и аудит. Они определяют, какие действия разрешены. Изменения требуют прав администратора.</w:t>
+        <w:t>В настройки входят права пользователей, параметры безопасности и аудит. Они определяют перечень допустимых действий. Изменения требуют прав администратора.</w:t>
       </w:r>
     </w:p>
     <w:p>
@@ -3908,15 +3873,14 @@
           <w:sz w:val="28"/>
           <w:szCs w:val="28"/>
         </w:rPr>
-        <w:t>Эк</w:t>
-      </w:r>
-      <w:r>
-        <w:rPr>
-          <w:rFonts w:ascii="Times New Roman" w:hAnsi="Times New Roman"/>
-          <w:sz w:val="28"/>
-          <w:szCs w:val="28"/>
-        </w:rPr>
-        <w:t>спорт позволяет сохранить настройки политики в файл для переноса на другие компьютеры. Выполняется через оснастку или командную строку. Это упрощает тиражирование настроек.</w:t>
+        <w:t>Экспорт даёт возможность сохранить настройки политики в файл для переноса на другие компьютеры. Выполняется через оснастку либо командную строку. Это облегчает тиражирование настроек.</w:t>
+      </w:r>
+      <w:r>
+        <w:rPr>
+          <w:rFonts w:ascii="Times New Roman" w:hAnsi="Times New Roman"/>
+          <w:sz w:val="28"/>
+          <w:szCs w:val="28"/>
+        </w:rPr>
       </w:r>
     </w:p>
     <w:p>
@@ -3969,15 +3933,14 @@
           <w:sz w:val="28"/>
           <w:szCs w:val="28"/>
         </w:rPr>
-        <w:t>В лаборатор</w:t>
-      </w:r>
-      <w:r>
-        <w:rPr>
-          <w:rFonts w:ascii="Times New Roman" w:hAnsi="Times New Roman"/>
-          <w:sz w:val="28"/>
-          <w:szCs w:val="28"/>
-        </w:rPr>
-        <w:t>ной работе настраиваются пароли, блокировка и аудит. Отрабатываются навыки работы с secpol.msc. Проверяется применение политик.</w:t>
+        <w:t>В лабораторной работе настраиваются пароли, блокировка и аудит. Осваивается работа с secpol.msc. Проверяется применение политик.</w:t>
+      </w:r>
+      <w:r>
+        <w:rPr>
+          <w:rFonts w:ascii="Times New Roman" w:hAnsi="Times New Roman"/>
+          <w:sz w:val="28"/>
+          <w:szCs w:val="28"/>
+        </w:rPr>
       </w:r>
     </w:p>
     <w:p>
@@ -4030,16 +3993,14 @@
           <w:sz w:val="28"/>
           <w:szCs w:val="28"/>
         </w:rPr>
-        <w:lastRenderedPageBreak/>
-        <w:t xml:space="preserve">Ведение учётных записей включает создание, изменение и удаление пользователей и групп. Оно выполняется </w:t>
-      </w:r>
-      <w:r>
-        <w:rPr>
-          <w:rFonts w:ascii="Times New Roman" w:hAnsi="Times New Roman"/>
-          <w:sz w:val="28"/>
-          <w:szCs w:val="28"/>
-        </w:rPr>
-        <w:t>через оснастки или Active Directory. Правильное ведение упрощает управление доступом.</w:t>
+        <w:t>Ведение учётных записей охватывает создание, изменение и удаление пользователей и групп. Выполняется через оснастки либо Active Directory. Грамотное ведение упрощает управление доступом.</w:t>
+      </w:r>
+      <w:r>
+        <w:rPr>
+          <w:rFonts w:ascii="Times New Roman" w:hAnsi="Times New Roman"/>
+          <w:sz w:val="28"/>
+          <w:szCs w:val="28"/>
+        </w:rPr>
       </w:r>
     </w:p>
     <w:p>
@@ -4092,15 +4053,14 @@
           <w:sz w:val="28"/>
           <w:szCs w:val="28"/>
         </w:rPr>
-        <w:t>Инструменты включают «Локальные пользователи и группы», Active Directory и командную строку. Задачи – соз</w:t>
-      </w:r>
-      <w:r>
-        <w:rPr>
-          <w:rFonts w:ascii="Times New Roman" w:hAnsi="Times New Roman"/>
-          <w:sz w:val="28"/>
-          <w:szCs w:val="28"/>
-        </w:rPr>
-        <w:t>дание, изменение прав и удаление. Выбор зависит от масштаба сети.</w:t>
+        <w:t>К инструментам относятся «Локальные пользователи и группы», Active Directory и командная строка. Задачи — создание, смена прав и удаление. Выбор определяется масштабом сети.</w:t>
+      </w:r>
+      <w:r>
+        <w:rPr>
+          <w:rFonts w:ascii="Times New Roman" w:hAnsi="Times New Roman"/>
+          <w:sz w:val="28"/>
+          <w:szCs w:val="28"/>
+        </w:rPr>
       </w:r>
     </w:p>
     <w:p>
@@ -4153,15 +4113,14 @@
           <w:sz w:val="28"/>
           <w:szCs w:val="28"/>
         </w:rPr>
-        <w:t>Менеджер локальных пользователей и групп (lusrmgr.msc) управляет учётными записями на локальном компьютере. Он доступен в редакциях Pro. Позволяет с</w:t>
-      </w:r>
-      <w:r>
-        <w:rPr>
-          <w:rFonts w:ascii="Times New Roman" w:hAnsi="Times New Roman"/>
-          <w:sz w:val="28"/>
-          <w:szCs w:val="28"/>
-        </w:rPr>
-        <w:t>оздавать пользователей и группы.</w:t>
+        <w:t>Менеджер локальных пользователей и групп (lusrmgr.msc) ведает учётными записями на локальном компьютере. Он доступен в редакциях Pro. С его помощью создаются пользователи и группы.</w:t>
+      </w:r>
+      <w:r>
+        <w:rPr>
+          <w:rFonts w:ascii="Times New Roman" w:hAnsi="Times New Roman"/>
+          <w:sz w:val="28"/>
+          <w:szCs w:val="28"/>
+        </w:rPr>
       </w:r>
     </w:p>
     <w:p>
@@ -4214,7 +4173,7 @@
           <w:sz w:val="28"/>
           <w:szCs w:val="28"/>
         </w:rPr>
-        <w:t>Управление группами включает создание, изменение состава и удаление. Группы упрощают назначение прав. Пользователи наследуют права группы.</w:t>
+        <w:t>Работа с группами охватывает создание, изменение состава и удаление. Группы упрощают назначение прав. Пользователи наследуют права своей группы.</w:t>
       </w:r>
     </w:p>
     <w:p>
@@ -4267,15 +4226,14 @@
           <w:sz w:val="28"/>
           <w:szCs w:val="28"/>
         </w:rPr>
-        <w:t xml:space="preserve">Active Directory – </w:t>
-      </w:r>
-      <w:r>
-        <w:rPr>
-          <w:rFonts w:ascii="Times New Roman" w:hAnsi="Times New Roman"/>
-          <w:sz w:val="28"/>
-          <w:szCs w:val="28"/>
-        </w:rPr>
-        <w:t>это служба каталога для централизованного управления пользователями и компьютерами в домене. Она позволяет создавать объекты, назначать права и применять политики. Используется в корпоративных сетях.</w:t>
+        <w:t>Active Directory является службой каталога для централизованного управления пользователями и компьютерами в домене. Она позволяет заводить объекты, назначать права и применять политики. Используется в корпоративных сетях.</w:t>
+      </w:r>
+      <w:r>
+        <w:rPr>
+          <w:rFonts w:ascii="Times New Roman" w:hAnsi="Times New Roman"/>
+          <w:sz w:val="28"/>
+          <w:szCs w:val="28"/>
+        </w:rPr>
       </w:r>
     </w:p>
     <w:p>
@@ -4420,15 +4378,14 @@
           <w:sz w:val="28"/>
           <w:szCs w:val="28"/>
         </w:rPr>
-        <w:t>Межсетевой экран фильтрует</w:t>
-      </w:r>
-      <w:r>
-        <w:rPr>
-          <w:rFonts w:ascii="Times New Roman" w:hAnsi="Times New Roman"/>
-          <w:sz w:val="28"/>
-          <w:szCs w:val="28"/>
-        </w:rPr>
-        <w:t xml:space="preserve"> трафик по правилам, основанным на адресах, портах и протоколах. Он защищает сеть от несанкционированного доступа. Может быть аппаратным и программным.</w:t>
+        <w:t>Межсетевой экран проводит фильтрацию трафика по правилам, опирающимся на адреса, порты и протоколы. Он защищает сеть от несанкционированного доступа. Может быть аппаратным либо программным.</w:t>
+      </w:r>
+      <w:r>
+        <w:rPr>
+          <w:rFonts w:ascii="Times New Roman" w:hAnsi="Times New Roman"/>
+          <w:sz w:val="28"/>
+          <w:szCs w:val="28"/>
+        </w:rPr>
       </w:r>
     </w:p>
     <w:p>
@@ -4481,15 +4438,14 @@
           <w:sz w:val="28"/>
           <w:szCs w:val="28"/>
         </w:rPr>
-        <w:t>Программные межсетевые экраны устанавливаются на устройство и фильтруют т</w:t>
-      </w:r>
-      <w:r>
-        <w:rPr>
-          <w:rFonts w:ascii="Times New Roman" w:hAnsi="Times New Roman"/>
-          <w:sz w:val="28"/>
-          <w:szCs w:val="28"/>
-        </w:rPr>
-        <w:t>рафик приложений. Они проще в настройке, но зависят от ОС. Пример – брандмауэр Windows.</w:t>
+        <w:t>Программные межсетевые экраны ставятся на устройство и фильтруют трафик приложений. Настраивать их проще, но они зависят от ОС. Пример — брандмауэр Windows.</w:t>
+      </w:r>
+      <w:r>
+        <w:rPr>
+          <w:rFonts w:ascii="Times New Roman" w:hAnsi="Times New Roman"/>
+          <w:sz w:val="28"/>
+          <w:szCs w:val="28"/>
+        </w:rPr>
       </w:r>
     </w:p>
     <w:p>
@@ -4542,15 +4498,14 @@
           <w:sz w:val="28"/>
           <w:szCs w:val="28"/>
         </w:rPr>
-        <w:t>Брандмауэр Windows встроен в ОС и фильтрует входящий и исходящий трафик. Он настраивается через панель управления. Поддерживает профили для разных т</w:t>
-      </w:r>
-      <w:r>
-        <w:rPr>
-          <w:rFonts w:ascii="Times New Roman" w:hAnsi="Times New Roman"/>
-          <w:sz w:val="28"/>
-          <w:szCs w:val="28"/>
-        </w:rPr>
-        <w:t>ипов сетей.</w:t>
+        <w:t>Брандмауэр Windows присутствует в ОС изначально и фильтрует входящий и исходящий трафик. Настраивается через панель управления. Поддерживаются профили для разных типов сетей.</w:t>
+      </w:r>
+      <w:r>
+        <w:rPr>
+          <w:rFonts w:ascii="Times New Roman" w:hAnsi="Times New Roman"/>
+          <w:sz w:val="28"/>
+          <w:szCs w:val="28"/>
+        </w:rPr>
       </w:r>
     </w:p>
     <w:p>
@@ -4629,8 +4584,7 @@
           <w:sz w:val="28"/>
           <w:szCs w:val="28"/>
         </w:rPr>
-        <w:lastRenderedPageBreak/>
-        <w:t>Исключения позволяют разрешить или запретить трафик для конкретных приложений и портов. Они настраиваются в правилах. Важно не открывать лишние порты.</w:t>
+        <w:t>Исключения дают возможность разрешить либо запретить трафик для конкретных приложений и портов. Настраиваются они в правилах. Важно не открывать порты сверх необходимого.</w:t>
       </w:r>
     </w:p>
     <w:p>
@@ -4691,7 +4645,7 @@
           <w:sz w:val="28"/>
           <w:szCs w:val="28"/>
         </w:rPr>
-        <w:t>Оснастка wf.msc позволяет создавать расширенные правила для входящих и исходящих подключений. Она используется администраторами. Поддерживает фильтрацию по протоколам и службам.</w:t>
+        <w:t>Оснастка wf.msc позволяет строить расширенные правила для входящих и исходящих подключений. Применяется она администраторами. Поддерживается фильтрация по протоколам и службам.</w:t>
       </w:r>
     </w:p>
     <w:p>
@@ -4743,15 +4697,14 @@
           <w:sz w:val="28"/>
           <w:szCs w:val="28"/>
         </w:rPr>
-        <w:t xml:space="preserve">В лабораторной </w:t>
-      </w:r>
-      <w:r>
-        <w:rPr>
-          <w:rFonts w:ascii="Times New Roman" w:hAnsi="Times New Roman"/>
-          <w:sz w:val="28"/>
-          <w:szCs w:val="28"/>
-        </w:rPr>
-        <w:t>работе создаются правила для приложений и портов. Отрабатываются навыки работы с wf.msc. Проверяется блокировка и разрешение трафика.</w:t>
+        <w:t>В лабораторной работе создаются правила для приложений и портов. Осваивается работа с wf.msc. Проверяется блокировка и разрешение трафика.</w:t>
+      </w:r>
+      <w:r>
+        <w:rPr>
+          <w:rFonts w:ascii="Times New Roman" w:hAnsi="Times New Roman"/>
+          <w:sz w:val="28"/>
+          <w:szCs w:val="28"/>
+        </w:rPr>
       </w:r>
     </w:p>
     <w:p>
@@ -4804,15 +4757,14 @@
           <w:sz w:val="28"/>
           <w:szCs w:val="28"/>
         </w:rPr>
-        <w:t xml:space="preserve">Веб-безопасность включает защиту от фишинга, вредоносных сайтов и нежелательного контента. Используются </w:t>
-      </w:r>
-      <w:r>
-        <w:rPr>
-          <w:rFonts w:ascii="Times New Roman" w:hAnsi="Times New Roman"/>
-          <w:sz w:val="28"/>
-          <w:szCs w:val="28"/>
-        </w:rPr>
-        <w:t>фильтры, блокировщики и настройки браузера. Это снижает риск заражения.</w:t>
+        <w:t>Веб-безопасность охватывает защиту от фишинга, вредоносных сайтов и нежелательного контента. Используются фильтры, блокировщики и настройки браузера. Это понижает риск заражения.</w:t>
+      </w:r>
+      <w:r>
+        <w:rPr>
+          <w:rFonts w:ascii="Times New Roman" w:hAnsi="Times New Roman"/>
+          <w:sz w:val="28"/>
+          <w:szCs w:val="28"/>
+        </w:rPr>
       </w:r>
     </w:p>
     <w:p>
@@ -4865,15 +4817,14 @@
           <w:sz w:val="28"/>
           <w:szCs w:val="28"/>
         </w:rPr>
-        <w:t>InPrivate в Internet Explorer и Edge не сохраняет историю, cookies и данные форм. Он используется для конфиденциального просмотра. Режим не защища</w:t>
-      </w:r>
-      <w:r>
-        <w:rPr>
-          <w:rFonts w:ascii="Times New Roman" w:hAnsi="Times New Roman"/>
-          <w:sz w:val="28"/>
-          <w:szCs w:val="28"/>
-        </w:rPr>
-        <w:t>ет от вредоносных сайтов.</w:t>
+        <w:t>InPrivate в Internet Explorer и Edge не сохраняет историю, cookies и данные форм. Он предназначен для конфиденциального просмотра. От вредоносных сайтов режим не защищает.</w:t>
+      </w:r>
+      <w:r>
+        <w:rPr>
+          <w:rFonts w:ascii="Times New Roman" w:hAnsi="Times New Roman"/>
+          <w:sz w:val="28"/>
+          <w:szCs w:val="28"/>
+        </w:rPr>
       </w:r>
     </w:p>
     <w:p>
@@ -4926,7 +4877,7 @@
           <w:sz w:val="28"/>
           <w:szCs w:val="28"/>
         </w:rPr>
-        <w:t>Блокировка всплывающих окон предотвращает появление нежелательных окон. Она настраивается в браузере. Некоторые сайты требуют исключений.</w:t>
+        <w:t>Блокировка всплывающих окон не даёт появляться нежелательным окнам. Настраивается она в браузере. Часть сайтов требует исключений.</w:t>
       </w:r>
     </w:p>
     <w:p>
@@ -4979,15 +4930,14 @@
           <w:sz w:val="28"/>
           <w:szCs w:val="28"/>
         </w:rPr>
-        <w:t>SmartScreen проверяет сайты и загрузки на н</w:t>
-      </w:r>
-      <w:r>
-        <w:rPr>
-          <w:rFonts w:ascii="Times New Roman" w:hAnsi="Times New Roman"/>
-          <w:sz w:val="28"/>
-          <w:szCs w:val="28"/>
-        </w:rPr>
-        <w:t>аличие угроз. Он предупреждает о подозрительных ресурсах. Фильтр встроен в Windows и Edge.</w:t>
+        <w:t>SmartScreen проверяет сайты и загрузки на предмет угроз. Он предупреждает о подозрительных ресурсах. Фильтр встроен в Windows и Edge.</w:t>
+      </w:r>
+      <w:r>
+        <w:rPr>
+          <w:rFonts w:ascii="Times New Roman" w:hAnsi="Times New Roman"/>
+          <w:sz w:val="28"/>
+          <w:szCs w:val="28"/>
+        </w:rPr>
       </w:r>
     </w:p>
     <w:p>
@@ -5040,7 +4990,7 @@
           <w:sz w:val="28"/>
           <w:szCs w:val="28"/>
         </w:rPr>
-        <w:t>ActiveX – это технология для интерактивных элементов. Фильтрация ограничивает их выполнение. Это снижает риск атак через уязвимости.</w:t>
+        <w:t>ActiveX представляет собой технологию интерактивных элементов. Фильтрация ограничивает их исполнение. Это понижает риск атак через уязвимости.</w:t>
       </w:r>
     </w:p>
     <w:p>
@@ -5101,7 +5051,7 @@
           <w:sz w:val="28"/>
           <w:szCs w:val="28"/>
         </w:rPr>
-        <w:t>Ограничительные параметры включают запрет на запуск определённых приложений и доступ к настройкам. Они применяются через групповые политики. Это ограничивает действия пользователей.</w:t>
+        <w:t>К ограничительным параметрам относятся запрет запуска определённых приложений и доступа к настройкам. Применяются они через групповые политики. Это сужает действия пользователей.</w:t>
       </w:r>
     </w:p>
     <w:p>
@@ -5154,15 +5104,14 @@
           <w:sz w:val="28"/>
           <w:szCs w:val="28"/>
         </w:rPr>
-        <w:t>Отключение автозапуска предотвращае</w:t>
-      </w:r>
-      <w:r>
-        <w:rPr>
-          <w:rFonts w:ascii="Times New Roman" w:hAnsi="Times New Roman"/>
-          <w:sz w:val="28"/>
-          <w:szCs w:val="28"/>
-        </w:rPr>
-        <w:t>т автоматический запуск программ с внешних носителей. Это защищает от заражения через USB. Настройка выполняется в реестре или групповых политиках.</w:t>
+        <w:t>Отключение автозапуска мешает программам стартовать с внешних носителей автоматически. Это защищает от заражения через USB. Настраивается в реестре либо групповых политиках.</w:t>
+      </w:r>
+      <w:r>
+        <w:rPr>
+          <w:rFonts w:ascii="Times New Roman" w:hAnsi="Times New Roman"/>
+          <w:sz w:val="28"/>
+          <w:szCs w:val="28"/>
+        </w:rPr>
       </w:r>
     </w:p>
     <w:p>
@@ -5215,15 +5164,14 @@
           <w:sz w:val="28"/>
           <w:szCs w:val="28"/>
         </w:rPr>
-        <w:t xml:space="preserve">Обновления устраняют уязвимости и </w:t>
-      </w:r>
-      <w:r>
-        <w:rPr>
-          <w:rFonts w:ascii="Times New Roman" w:hAnsi="Times New Roman"/>
-          <w:sz w:val="28"/>
-          <w:szCs w:val="28"/>
-        </w:rPr>
-        <w:t>добавляют функции. Они устанавливаются через центр обновления. Регулярное обновление критично для безопасности.</w:t>
+        <w:t>Обновления закрывают уязвимости и приносят функции. Установка идёт через центр обновления. Регулярное обновление критично для безопасности.</w:t>
+      </w:r>
+      <w:r>
+        <w:rPr>
+          <w:rFonts w:ascii="Times New Roman" w:hAnsi="Times New Roman"/>
+          <w:sz w:val="28"/>
+          <w:szCs w:val="28"/>
+        </w:rPr>
       </w:r>
     </w:p>
     <w:p>
@@ -5276,15 +5224,14 @@
           <w:sz w:val="28"/>
           <w:szCs w:val="28"/>
         </w:rPr>
-        <w:t>Шифрование бывает симметричным и асимметричным. Симметричное использует один ключ, асимметричное – пару ключей. Также пр</w:t>
-      </w:r>
-      <w:r>
-        <w:rPr>
-          <w:rFonts w:ascii="Times New Roman" w:hAnsi="Times New Roman"/>
-          <w:sz w:val="28"/>
-          <w:szCs w:val="28"/>
-        </w:rPr>
-        <w:t>именяются хеширование и цифровые подписи.</w:t>
+        <w:t>Шифрование подразделяется на симметричное и асимметричное. Симметричное работает с одним ключом, асимметричное — с парой. Также используются хеширование и цифровые подписи.</w:t>
+      </w:r>
+      <w:r>
+        <w:rPr>
+          <w:rFonts w:ascii="Times New Roman" w:hAnsi="Times New Roman"/>
+          <w:sz w:val="28"/>
+          <w:szCs w:val="28"/>
+        </w:rPr>
       </w:r>
     </w:p>
     <w:p>
@@ -5325,7 +5272,7 @@
           <w:sz w:val="28"/>
           <w:szCs w:val="28"/>
         </w:rPr>
-        <w:t>Рекомендации включают использование WPA2/WPA3, сложный пароль, отключение WPS и смену SSID. Также важно обновлять прошивку. Это защищает беспроводную сеть.</w:t>
+        <w:t>В рекомендации входят WPA2/WPA3, сложный пароль, отключение WPS и смена SSID. Также важно обновлять прошивку. Это защищает беспроводную сеть.</w:t>
       </w:r>
     </w:p>
     <w:p>
@@ -5378,7 +5325,7 @@
           <w:sz w:val="28"/>
           <w:szCs w:val="28"/>
         </w:rPr>
-        <w:t>Методы аутентификации включают пароль, сертификаты, биометрию и токены. В корпоративных сетях используется 802.1X. Выбор зависит от требований безопасности.</w:t>
+        <w:t>К методам аутентификации относятся пароли, сертификаты, биометрия и токены. В корпоративных сетях применяется 802.1X. Выбор определяется требованиями безопасности.</w:t>
       </w:r>
     </w:p>
     <w:p>
@@ -5431,15 +5378,14 @@
           <w:sz w:val="28"/>
           <w:szCs w:val="28"/>
         </w:rPr>
-        <w:t>Режимы безопасности включают WEP, WPA, WPA2 и WPA3. WEP уста</w:t>
-      </w:r>
-      <w:r>
-        <w:rPr>
-          <w:rFonts w:ascii="Times New Roman" w:hAnsi="Times New Roman"/>
-          <w:sz w:val="28"/>
-          <w:szCs w:val="28"/>
-        </w:rPr>
-        <w:t>рел и небезопасен. WPA2 и WPA3 обеспечивают надёжную защиту.</w:t>
+        <w:t>К режимам безопасности относятся WEP, WPA, WPA2 и WPA3. WEP устарел и небезопасен. WPA2 и WPA3 дают надёжную защиту.</w:t>
+      </w:r>
+      <w:r>
+        <w:rPr>
+          <w:rFonts w:ascii="Times New Roman" w:hAnsi="Times New Roman"/>
+          <w:sz w:val="28"/>
+          <w:szCs w:val="28"/>
+        </w:rPr>
       </w:r>
     </w:p>
     <w:p>
@@ -5492,8 +5438,7 @@
           <w:sz w:val="28"/>
           <w:szCs w:val="28"/>
         </w:rPr>
-        <w:lastRenderedPageBreak/>
-        <w:t>Обновление прошивки маршрутизаторов и точек доступа устраняет уязвимости. Выполняется через веб-интерфейс. Перед обновлением сохраняются настройки.</w:t>
+        <w:t>Обновление прошивки маршрутизаторов и точек доступа закрывает уязвимости. Выполняется оно через веб-интерфейс. Перед обновлением сохраняются настройки.</w:t>
       </w:r>
     </w:p>
     <w:p>
@@ -5554,7 +5499,7 @@
           <w:sz w:val="28"/>
           <w:szCs w:val="28"/>
         </w:rPr>
-        <w:t>Межсетевые экраны в беспроводных сетях фильтруют трафик и защищают от атак. Они могут быть встроены в маршрутизатор. Настройка включает правила и фильтры.</w:t>
+        <w:t>В беспроводных сетях межсетевые экраны фильтруют трафик и защищают от атак. Они бывают встроены в маршрутизатор. В настройку входят правила и фильтры.</w:t>
       </w:r>
     </w:p>
     <w:p>
@@ -5607,15 +5552,14 @@
           <w:sz w:val="28"/>
           <w:szCs w:val="28"/>
         </w:rPr>
-        <w:t>Перенаправление портов позволяет внешним клиентам об</w:t>
-      </w:r>
-      <w:r>
-        <w:rPr>
-          <w:rFonts w:ascii="Times New Roman" w:hAnsi="Times New Roman"/>
-          <w:sz w:val="28"/>
-          <w:szCs w:val="28"/>
-        </w:rPr>
-        <w:t>ращаться к внутренним службам. Открытие портов расширяет доступ. Оба действия повышают риск и требуют осторожности.</w:t>
+        <w:t>Перенаправление портов открывает внешним клиентам доступ к внутренним службам. Открытие портов расширяет доступ. Оба действия повышают риск и требуют осторожности.</w:t>
+      </w:r>
+      <w:r>
+        <w:rPr>
+          <w:rFonts w:ascii="Times New Roman" w:hAnsi="Times New Roman"/>
+          <w:sz w:val="28"/>
+          <w:szCs w:val="28"/>
+        </w:rPr>
       </w:r>
     </w:p>
     <w:p>
@@ -5668,15 +5612,14 @@
           <w:sz w:val="28"/>
           <w:szCs w:val="28"/>
         </w:rPr>
-        <w:t>UPnP позволяет приложениям автоматически открывать порты. Это удобно, но снижает безопасность. Рекомендуется отключ</w:t>
-      </w:r>
-      <w:r>
-        <w:rPr>
-          <w:rFonts w:ascii="Times New Roman" w:hAnsi="Times New Roman"/>
-          <w:sz w:val="28"/>
-          <w:szCs w:val="28"/>
-        </w:rPr>
-        <w:t>ать UPnP, если он не нужен.</w:t>
+        <w:t>UPnP даёт приложениям возможность автоматически открывать порты. Это удобно, но снижает безопасность. Если UPnP не нужен, его рекомендуется отключать.</w:t>
+      </w:r>
+      <w:r>
+        <w:rPr>
+          <w:rFonts w:ascii="Times New Roman" w:hAnsi="Times New Roman"/>
+          <w:sz w:val="28"/>
+          <w:szCs w:val="28"/>
+        </w:rPr>
       </w:r>
     </w:p>
     <w:p>
@@ -5729,7 +5672,7 @@
           <w:sz w:val="28"/>
           <w:szCs w:val="28"/>
         </w:rPr>
-        <w:t>В Packet Tracer настраиваются SSID, шифрование и фильтрация MAC. Отрабатываются навыки защиты беспроводной сети. Проверяется подключение клиентов.</w:t>
+        <w:t>В Packet Tracer настраиваются SSID, шифрование и фильтрация MAC. Осваивается защита беспроводной сети. Проверяется подключение клиентов.</w:t>
       </w:r>
     </w:p>
     <w:p>
@@ -5790,7 +5733,7 @@
           <w:sz w:val="28"/>
           <w:szCs w:val="28"/>
         </w:rPr>
-        <w:t>Процесс включает определение проблемы, гипотезы, проверку, план, подтверждение и документирование. Последовательность повышает эффективность. Это универсальный подход.</w:t>
+        <w:t>Процесс складывается из определения проблемы, гипотез, проверки, плана, подтверждения и документирования. Следование последовательности повышает эффективность. Это универсальный подход.</w:t>
       </w:r>
     </w:p>
     <w:p>
@@ -5843,15 +5786,14 @@
           <w:sz w:val="28"/>
           <w:szCs w:val="28"/>
         </w:rPr>
-        <w:t>Определение проблемы начин</w:t>
-      </w:r>
-      <w:r>
-        <w:rPr>
-          <w:rFonts w:ascii="Times New Roman" w:hAnsi="Times New Roman"/>
-          <w:sz w:val="28"/>
-          <w:szCs w:val="28"/>
-        </w:rPr>
-        <w:t>ается со сбора информации и симптомов. Уточняются условия возникновения. Чёткая формулировка ускоряет диагностику.</w:t>
+        <w:t>Определение проблемы начинается со сбора сведений и симптомов. Уточняются обстоятельства возникновения. Точная формулировка ускоряет диагностику.</w:t>
+      </w:r>
+      <w:r>
+        <w:rPr>
+          <w:rFonts w:ascii="Times New Roman" w:hAnsi="Times New Roman"/>
+          <w:sz w:val="28"/>
+          <w:szCs w:val="28"/>
+        </w:rPr>
       </w:r>
     </w:p>
     <w:p>
@@ -5904,16 +5846,14 @@
           <w:sz w:val="28"/>
           <w:szCs w:val="28"/>
         </w:rPr>
-        <w:lastRenderedPageBreak/>
-        <w:t>На основе симптомов выдвигаются гипотезы. Рассматривается несколько вариантов. Начинают с пр</w:t>
-      </w:r>
-      <w:r>
-        <w:rPr>
-          <w:rFonts w:ascii="Times New Roman" w:hAnsi="Times New Roman"/>
-          <w:sz w:val="28"/>
-          <w:szCs w:val="28"/>
-        </w:rPr>
-        <w:t>остых и вероятных.</w:t>
+        <w:t>Опираясь на симптомы, формулируются гипотезы. Разбирается несколько вариантов. Отправной точкой служат простые и вероятные.</w:t>
+      </w:r>
+      <w:r>
+        <w:rPr>
+          <w:rFonts w:ascii="Times New Roman" w:hAnsi="Times New Roman"/>
+          <w:sz w:val="28"/>
+          <w:szCs w:val="28"/>
+        </w:rPr>
       </w:r>
     </w:p>
     <w:p>
@@ -5966,7 +5906,7 @@
           <w:sz w:val="28"/>
           <w:szCs w:val="28"/>
         </w:rPr>
-        <w:t>Гипотезы проверяются тестами и средствами диагностики. Если не подтверждается, выдвигается новая. Цель – точная причина.</w:t>
+        <w:t>Гипотезы проверяются тестами и диагностическими средствами. Неподтверждённое предположение сменяется новым. Цель — точная причина.</w:t>
       </w:r>
     </w:p>
     <w:p>
@@ -6019,15 +5959,14 @@
           <w:sz w:val="28"/>
           <w:szCs w:val="28"/>
         </w:rPr>
-        <w:t>План включает шаги у</w:t>
-      </w:r>
-      <w:r>
-        <w:rPr>
-          <w:rFonts w:ascii="Times New Roman" w:hAnsi="Times New Roman"/>
-          <w:sz w:val="28"/>
-          <w:szCs w:val="28"/>
-        </w:rPr>
-        <w:t>странения с учётом рисков. Реализуется поэтапно. При необходимости корректируется.</w:t>
+        <w:t>План содержит шаги устранения с учётом рисков. Реализуется поэтапно. При потребности корректируется.</w:t>
+      </w:r>
+      <w:r>
+        <w:rPr>
+          <w:rFonts w:ascii="Times New Roman" w:hAnsi="Times New Roman"/>
+          <w:sz w:val="28"/>
+          <w:szCs w:val="28"/>
+        </w:rPr>
       </w:r>
     </w:p>
     <w:p>
@@ -6080,7 +6019,7 @@
           <w:sz w:val="28"/>
           <w:szCs w:val="28"/>
         </w:rPr>
-        <w:t>После устранения проверяется работа системы в целом. При необходимости принимаются профилактические меры. Это завершает цикл.</w:t>
+        <w:t>После устранения оценивается работа системы в целом. При потребности принимаются профилактические меры. Этим цикл завершается.</w:t>
       </w:r>
     </w:p>
     <w:p>
@@ -6133,7 +6072,7 @@
           <w:sz w:val="28"/>
           <w:szCs w:val="28"/>
         </w:rPr>
-        <w:t>Все этапы фиксируются. Документация помогает в будущем. Служит основой отчётности.</w:t>
+        <w:t>Фиксируются все этапы. Документация выручает в будущем. Она служит основой отчётности.</w:t>
       </w:r>
     </w:p>
     <w:p>
@@ -6186,15 +6125,14 @@
           <w:sz w:val="28"/>
           <w:szCs w:val="28"/>
         </w:rPr>
-        <w:t>К типичным проблемам безопасности относятся заражение вредоносным ПО, слабы</w:t>
-      </w:r>
-      <w:r>
-        <w:rPr>
-          <w:rFonts w:ascii="Times New Roman" w:hAnsi="Times New Roman"/>
-          <w:sz w:val="28"/>
-          <w:szCs w:val="28"/>
-        </w:rPr>
-        <w:t>е пароли, незакрытые порты и фишинг. Решения включают антивирус, обновления, обучение и настройку брандмауэра. Знание проблем ускоряет реакцию.</w:t>
+        <w:t>К типичным проблемам безопасности принадлежат заражение вредоносным ПО, слабые пароли, незакрытые порты и фишинг. Меры — антивирус, обновления, обучение и настройка брандмауэра. Знание проблем ускоряет реакцию.</w:t>
+      </w:r>
+      <w:r>
+        <w:rPr>
+          <w:rFonts w:ascii="Times New Roman" w:hAnsi="Times New Roman"/>
+          <w:sz w:val="28"/>
+          <w:szCs w:val="28"/>
+        </w:rPr>
       </w:r>
     </w:p>
     <w:p>
@@ -6220,7 +6158,7 @@
           <w:b w:val="0"/>
           <w:bCs w:val="0"/>
         </w:rPr>
-        <w:t xml:space="preserve"> лабораторная работа охватывает широкий спектр вопросов безопасности: от вредоносного ПО и сетевых атак до</w:t>
+        <w:t xml:space="preserve"> лабораторная работа охватывает широкий круг вопросов безопасности: от вредоносного ПО и сетевых атак до политик, шифрования и защиты беспроводных сетей. Знание этих тем требуется для построения защищённой инфраструктуры и реагирования на инциденты. Практические умения настраивать и документировать упрочняют теоретическую базу.</w:t>
       </w:r>
       <w:r>
         <w:rPr>
@@ -6228,7 +6166,6 @@
           <w:b w:val="0"/>
           <w:bCs w:val="0"/>
         </w:rPr>
-        <w:t xml:space="preserve"> политик, шифрования и защиты беспроводных сетей. Понимание этих тем необходимо для построения защищённой инфраструктуры и реагирования на инциденты. Практические навыки настройки и документирования закрепляют теоретический материал.</w:t>
       </w:r>
     </w:p>
     <w:p>
@@ -6312,7 +6249,7 @@
           <w:sz w:val="28"/>
           <w:szCs w:val="28"/>
         </w:rPr>
-        <w:t xml:space="preserve"> Вирус внедряется в файлы и распространяется при их запуске, а троян маскируется под полезную программу и выполняет вредоносные действия после запуска.</w:t>
+        <w:t xml:space="preserve"> Вирус встраивается в файлы и расходится при их запуске, тогда как троян выдаёт себя за полезную программу и совершает вредоносные действия после запуска.</w:t>
       </w:r>
     </w:p>
     <w:p>
@@ -6374,7 +6311,7 @@
           <w:sz w:val="28"/>
           <w:szCs w:val="28"/>
         </w:rPr>
-        <w:t xml:space="preserve"> Без обновления антивирус не может обнаруживать новые угрозы, что снижает его эффективность.</w:t>
+        <w:t xml:space="preserve"> Без обновлений антивирус лишается возможности находить новые угрозы, что ослабляет его эффективность.</w:t>
       </w:r>
     </w:p>
     <w:p>
@@ -6427,7 +6364,7 @@
           <w:sz w:val="28"/>
           <w:szCs w:val="28"/>
         </w:rPr>
-        <w:t xml:space="preserve"> Она использует неизвестную производителю уязвимость, поэтому сигнатуры для её обнаружения отсутствуют.</w:t>
+        <w:t xml:space="preserve"> Она бьёт по уязвимости, о которой производитель не осведомлён, поэтому сигнатур для её обнаружения не существует.</w:t>
       </w:r>
     </w:p>
     <w:p>
@@ -6586,15 +6523,14 @@
           <w:sz w:val="28"/>
           <w:szCs w:val="28"/>
         </w:rPr>
-        <w:t xml:space="preserve"> UPnP позволяет приложениям автоматически открывать порты, что снижае</w:t>
-      </w:r>
-      <w:r>
-        <w:rPr>
-          <w:rFonts w:ascii="Times New Roman" w:hAnsi="Times New Roman"/>
-          <w:sz w:val="28"/>
-          <w:szCs w:val="28"/>
-        </w:rPr>
-        <w:t>т безопасность и может быть использовано злоумышленниками.</w:t>
+        <w:t xml:space="preserve"> UPnP даёт приложениям возможность самостоятельно открывать порты, что ослабляет защиту и может быть использовано злоумышленниками.</w:t>
+      </w:r>
+      <w:r>
+        <w:rPr>
+          <w:rFonts w:ascii="Times New Roman" w:hAnsi="Times New Roman"/>
+          <w:sz w:val="28"/>
+          <w:szCs w:val="28"/>
+        </w:rPr>
       </w:r>
     </w:p>
     <w:p>
@@ -6647,7 +6583,7 @@
           <w:sz w:val="28"/>
           <w:szCs w:val="28"/>
         </w:rPr>
-        <w:t xml:space="preserve"> Документация помогает быстрее решать аналогичные проблемы в будущем и служит основой для отчётности и анализа.</w:t>
+        <w:t xml:space="preserve"> Зафиксированные данные позволяют в дальнейшем быстрее устранять аналогичные неполадки и служат материалом для анализа и подготовки отчётности.</w:t>
       </w:r>
     </w:p>
     <w:sectPr>
